--- a/src/content/bios/Piot-PK 2021.docx
+++ b/src/content/bios/Piot-PK 2021.docx
@@ -5208,7 +5208,7 @@
             <w:rStyle w:val="Hyperlink"/>
             <w:u w:val="none"/>
           </w:rPr>
-          <w:t>www.sciencemag.org/news/ 2020/05/finally-virus-got-me-scientist-who-fought-ebola-and-hiv-reflects-facing-death-covid-19</w:t>
+          <w:t>www.sciencemag.org/news/2020/05/finally-virus-got-me-scientist-who-fought-ebola-and-hiv-reflects-facing-death-covid-19</w:t>
         </w:r>
       </w:hyperlink>
       <w:r>
